--- a/reli-kirche-und-staat/word/DS4-Kopiervorlagen-Was-haette-ich-getan.docx
+++ b/reli-kirche-und-staat/word/DS4-Kopiervorlagen-Was-haette-ich-getan.docx
@@ -679,7 +679,7 @@
           <w:color w:val="6B7280"/>
           <w:sz w:val="18"/>
         </w:rPr>
-        <w:t xml:space="preserve">   Was Sie vorbereiten und was Sie aushalten müssen</w:t>
+        <w:t xml:space="preserve">   Was du vorbereitest und was du aushalten musst</w:t>
       </w:r>
     </w:p>
     <w:p>
@@ -750,7 +750,7 @@
           <w:b w:val="0"/>
           <w:i w:val="0"/>
         </w:rPr>
-        <w:t xml:space="preserve"> Ihre Aufgabe ist es, die Begründungen einzufordern, nicht die richtige Position festzulegen. Am Ende steht kein Ergebnis, sondern eine Position, „mit der wir heute nach Hause gehen“.</w:t>
+        <w:t xml:space="preserve"> Deine Aufgabe ist es, die Begründungen einzufordern, nicht die richtige Position festzulegen. Am Ende steht kein Ergebnis, sondern eine Position, „mit der wir heute nach Hause gehen“.</w:t>
       </w:r>
     </w:p>
     <w:tbl>
@@ -1188,7 +1188,7 @@
                 <w:b w:val="0"/>
                 <w:i w:val="0"/>
               </w:rPr>
-              <w:t>. Martin Niemöller hat den Gedanken nach 1945 in Reden mehrfach und jeweils etwas anders formuliert; die Reihenfolge und die genannten Gruppen unterscheiden sich je nach Überlieferung. Das ist kein Makel, sondern selbst ein Lehrstück: Auch ein berühmtes Zitat hat eine Geschichte. Fragen Sie die Klasse, ob der Text dadurch weniger wahr wird.</w:t>
+              <w:t>. Martin Niemöller hat den Gedanken nach 1945 in Reden mehrfach und jeweils etwas anders formuliert; die Reihenfolge und die genannten Gruppen unterscheiden sich je nach Überlieferung. Das ist kein Makel, sondern selbst ein Lehrstück: Auch ein berühmtes Zitat hat eine Geschichte. Frag die Klasse, ob der Text dadurch weniger wahr wird.</w:t>
             </w:r>
           </w:p>
         </w:tc>
@@ -4578,7 +4578,7 @@
                 <w:b w:val="0"/>
                 <w:i/>
               </w:rPr>
-              <w:t>„Nächste Woche springen wir vierzig Jahre weiter. Gleiches Land, andere Diktatur — und diesmal bringen Sie Ihre Handys mit, Sie bauen eine Ausstellung.“</w:t>
+              <w:t>„Nächste Woche springen wir vierzig Jahre weiter. Gleiches Land, andere Diktatur — und diesmal bringt ihr eure Handys mit, ihr baut eine Ausstellung.“</w:t>
             </w:r>
           </w:p>
         </w:tc>
